--- a/Files/02 - Shemos/02 - Vaeira/5785/Vaeira 5785.docx
+++ b/Files/02 - Shemos/02 - Vaeira/5785/Vaeira 5785.docx
@@ -425,7 +425,7 @@
         <w:rPr>
           <w:rFonts w:ascii="Times New Roman" w:hAnsi="Times New Roman" w:cs="Times New Roman"/>
         </w:rPr>
-        <w:t>. It goes through</w:t>
+        <w:t xml:space="preserve">. It goes through </w:t>
       </w:r>
       <w:r>
         <w:rPr>
